--- a/LAB1/Lab1.2_11_THMT_1150080091_LeVanHa.docx
+++ b/LAB1/Lab1.2_11_THMT_1150080091_LeVanHa.docx
@@ -41,6 +41,29 @@
       <w:r>
         <w:t>Link youtube:</w:t>
       </w:r>
+      <w:r>
+        <w:t xml:space="preserve"> </w:t>
+      </w:r>
+      <w:hyperlink r:id="rId5" w:history="1">
+        <w:r>
+          <w:rPr>
+            <w:rStyle w:val="Hyperlink"/>
+          </w:rPr>
+          <w:t>https://y</w:t>
+        </w:r>
+        <w:r>
+          <w:rPr>
+            <w:rStyle w:val="Hyperlink"/>
+          </w:rPr>
+          <w:t>o</w:t>
+        </w:r>
+        <w:r>
+          <w:rPr>
+            <w:rStyle w:val="Hyperlink"/>
+          </w:rPr>
+          <w:t>utu.be/cCv8T4HQSwM</w:t>
+        </w:r>
+      </w:hyperlink>
     </w:p>
     <w:p>
       <w:pPr>
@@ -189,7 +212,7 @@
                     <pic:cNvPicPr/>
                   </pic:nvPicPr>
                   <pic:blipFill>
-                    <a:blip r:embed="rId5"/>
+                    <a:blip r:embed="rId6"/>
                     <a:stretch>
                       <a:fillRect/>
                     </a:stretch>
@@ -261,7 +284,7 @@
                     <pic:cNvPicPr/>
                   </pic:nvPicPr>
                   <pic:blipFill>
-                    <a:blip r:embed="rId6"/>
+                    <a:blip r:embed="rId7"/>
                     <a:stretch>
                       <a:fillRect/>
                     </a:stretch>
@@ -327,7 +350,7 @@
                     <pic:cNvPicPr/>
                   </pic:nvPicPr>
                   <pic:blipFill>
-                    <a:blip r:embed="rId7"/>
+                    <a:blip r:embed="rId8"/>
                     <a:stretch>
                       <a:fillRect/>
                     </a:stretch>
@@ -381,7 +404,7 @@
                     <pic:cNvPicPr/>
                   </pic:nvPicPr>
                   <pic:blipFill>
-                    <a:blip r:embed="rId8"/>
+                    <a:blip r:embed="rId9"/>
                     <a:stretch>
                       <a:fillRect/>
                     </a:stretch>
@@ -2268,6 +2291,41 @@
       <w14:ligatures w14:val="none"/>
     </w:rPr>
   </w:style>
+  <w:style w:type="character" w:styleId="Hyperlink">
+    <w:name w:val="Hyperlink"/>
+    <w:basedOn w:val="DefaultParagraphFont"/>
+    <w:uiPriority w:val="99"/>
+    <w:unhideWhenUsed/>
+    <w:rsid w:val="008B28C5"/>
+    <w:rPr>
+      <w:color w:val="467886" w:themeColor="hyperlink"/>
+      <w:u w:val="single"/>
+    </w:rPr>
+  </w:style>
+  <w:style w:type="character" w:styleId="UnresolvedMention">
+    <w:name w:val="Unresolved Mention"/>
+    <w:basedOn w:val="DefaultParagraphFont"/>
+    <w:uiPriority w:val="99"/>
+    <w:semiHidden/>
+    <w:unhideWhenUsed/>
+    <w:rsid w:val="008B28C5"/>
+    <w:rPr>
+      <w:color w:val="605E5C"/>
+      <w:shd w:val="clear" w:color="auto" w:fill="E1DFDD"/>
+    </w:rPr>
+  </w:style>
+  <w:style w:type="character" w:styleId="FollowedHyperlink">
+    <w:name w:val="FollowedHyperlink"/>
+    <w:basedOn w:val="DefaultParagraphFont"/>
+    <w:uiPriority w:val="99"/>
+    <w:semiHidden/>
+    <w:unhideWhenUsed/>
+    <w:rsid w:val="008B28C5"/>
+    <w:rPr>
+      <w:color w:val="96607D" w:themeColor="followedHyperlink"/>
+      <w:u w:val="single"/>
+    </w:rPr>
+  </w:style>
 </w:styles>
 </file>
 
